--- a/docs/卒論(参考資料)/プロジェクトのフォルダ構成/フォルダ構成.docx
+++ b/docs/卒論(参考資料)/プロジェクトのフォルダ構成/フォルダ構成.docx
@@ -3,106 +3,494 @@
 <w:document xmlns:wpc="http://schemas.microsoft.com/office/word/2010/wordprocessingCanvas" xmlns:cx="http://schemas.microsoft.com/office/drawing/2014/chartex" xmlns:cx1="http://schemas.microsoft.com/office/drawing/2015/9/8/chartex" xmlns:cx2="http://schemas.microsoft.com/office/drawing/2015/10/21/chartex" xmlns:cx3="http://schemas.microsoft.com/office/drawing/2016/5/9/chartex" xmlns:cx4="http://schemas.microsoft.com/office/drawing/2016/5/10/chartex" xmlns:cx5="http://schemas.microsoft.com/office/drawing/2016/5/11/chartex" xmlns:cx6="http://schemas.microsoft.com/office/drawing/2016/5/12/chartex" xmlns:cx7="http://schemas.microsoft.com/office/drawing/2016/5/13/chartex" xmlns:cx8="http://schemas.microsoft.com/office/drawing/2016/5/14/chartex" xmlns:mc="http://schemas.openxmlformats.org/markup-compatibility/2006" xmlns:aink="http://schemas.microsoft.com/office/drawing/2016/ink" xmlns:am3d="http://schemas.microsoft.com/office/drawing/2017/model3d" xmlns:o="urn:schemas-microsoft-com:office:office" xmlns:oel="http://schemas.microsoft.com/office/2019/extlst" xmlns:r="http://schemas.openxmlformats.org/officeDocument/2006/relationships" xmlns:m="http://schemas.openxmlformats.org/officeDocument/2006/math" xmlns:v="urn:schemas-microsoft-com:vml" xmlns:wp14="http://schemas.microsoft.com/office/word/2010/wordprocessingDrawing" xmlns:wp="http://schemas.openxmlformats.org/drawingml/2006/wordprocessingDrawing" xmlns:w10="urn:schemas-microsoft-com:office:word" xmlns:w="http://schemas.openxmlformats.org/wordprocessingml/2006/main" xmlns:w14="http://schemas.microsoft.com/office/word/2010/wordml" xmlns:w15="http://schemas.microsoft.com/office/word/2012/wordml" xmlns:w16cex="http://schemas.microsoft.com/office/word/2018/wordml/cex" xmlns:w16cid="http://schemas.microsoft.com/office/word/2016/wordml/cid" xmlns:w16="http://schemas.microsoft.com/office/word/2018/wordml" xmlns:w16sdtdh="http://schemas.microsoft.com/office/word/2020/wordml/sdtdatahash" xmlns:w16se="http://schemas.microsoft.com/office/word/2015/wordml/symex" xmlns:wpg="http://schemas.microsoft.com/office/word/2010/wordprocessingGroup" xmlns:wpi="http://schemas.microsoft.com/office/word/2010/wordprocessingInk" xmlns:wne="http://schemas.microsoft.com/office/word/2006/wordml" xmlns:wps="http://schemas.microsoft.com/office/word/2010/wordprocessingShape" mc:Ignorable="w14 w15 w16se w16cid w16 w16cex w16sdtdh wp14">
   <w:body>
     <w:p>
-      <w:proofErr w:type="spellStart"/>
-      <w:r>
-        <w:t>medi</w:t>
-      </w:r>
-      <w:proofErr w:type="spellEnd"/>
-      <w:r>
-        <w:t>-watch/</w:t>
-      </w:r>
-    </w:p>
-    <w:p>
-      <w:r>
-        <w:rPr>
-          <w:rFonts w:hint="eastAsia"/>
-        </w:rPr>
-        <w:t xml:space="preserve">　├──</w:t>
-      </w:r>
-      <w:r>
-        <w:t xml:space="preserve"> public/          ← フロントエンド（ブラウザで動くもの）</w:t>
-      </w:r>
-    </w:p>
-    <w:p>
-      <w:r>
-        <w:rPr>
-          <w:rFonts w:hint="eastAsia"/>
-        </w:rPr>
-        <w:t xml:space="preserve">　│</w:t>
-      </w:r>
-      <w:r>
-        <w:t xml:space="preserve">    ├── index.html</w:t>
-      </w:r>
-    </w:p>
-    <w:p>
-      <w:r>
-        <w:rPr>
-          <w:rFonts w:hint="eastAsia"/>
-        </w:rPr>
-        <w:t xml:space="preserve">　│</w:t>
-      </w:r>
-      <w:r>
-        <w:t xml:space="preserve">    ├── style.css</w:t>
-      </w:r>
-    </w:p>
-    <w:p>
-      <w:r>
-        <w:rPr>
-          <w:rFonts w:hint="eastAsia"/>
-        </w:rPr>
-        <w:t xml:space="preserve">　│</w:t>
-      </w:r>
-      <w:r>
-        <w:t xml:space="preserve">    └── script.js</w:t>
-      </w:r>
-    </w:p>
-    <w:p>
-      <w:r>
-        <w:rPr>
-          <w:rFonts w:hint="eastAsia"/>
-        </w:rPr>
-        <w:t xml:space="preserve">　├──</w:t>
-      </w:r>
-      <w:r>
-        <w:t xml:space="preserve"> server.js        ← バックエンド（Node.js）</w:t>
-      </w:r>
-    </w:p>
-    <w:p>
-      <w:r>
-        <w:rPr>
-          <w:rFonts w:hint="eastAsia"/>
-        </w:rPr>
-        <w:t xml:space="preserve">　├──</w:t>
-      </w:r>
-      <w:r>
-        <w:t xml:space="preserve"> </w:t>
-      </w:r>
-      <w:proofErr w:type="spellStart"/>
-      <w:r>
-        <w:t>package.json</w:t>
-      </w:r>
-      <w:proofErr w:type="spellEnd"/>
-      <w:r>
-        <w:t xml:space="preserve">     ← Node.jsの設定</w:t>
-      </w:r>
-    </w:p>
-    <w:p>
-      <w:r>
-        <w:rPr>
-          <w:rFonts w:hint="eastAsia"/>
-        </w:rPr>
-        <w:t xml:space="preserve">　└──</w:t>
-      </w:r>
-      <w:r>
-        <w:t xml:space="preserve"> .</w:t>
-      </w:r>
-      <w:proofErr w:type="spellStart"/>
-      <w:r>
-        <w:t>gitignore</w:t>
-      </w:r>
-      <w:proofErr w:type="spellEnd"/>
-      <w:r>
-        <w:t xml:space="preserve">       ← GitHub除外設定</w:t>
+      <w:r>
+        <w:t>medi-watch/</w:t>
+      </w:r>
+    </w:p>
+    <w:p>
+      <w:r>
+        <w:rPr>
+          <w:rFonts w:hint="eastAsia"/>
+        </w:rPr>
+        <w:t>├──</w:t>
+      </w:r>
+      <w:r>
+        <w:t xml:space="preserve"> public/                  # フロントエンド静的ファイル</w:t>
+      </w:r>
+    </w:p>
+    <w:p>
+      <w:r>
+        <w:rPr>
+          <w:rFonts w:hint="eastAsia"/>
+        </w:rPr>
+        <w:t>│</w:t>
+      </w:r>
+      <w:r>
+        <w:t xml:space="preserve">   ├── index.html</w:t>
+      </w:r>
+    </w:p>
+    <w:p>
+      <w:r>
+        <w:rPr>
+          <w:rFonts w:hint="eastAsia"/>
+        </w:rPr>
+        <w:t>│</w:t>
+      </w:r>
+      <w:r>
+        <w:t xml:space="preserve">   ├── signup.html</w:t>
+      </w:r>
+    </w:p>
+    <w:p>
+      <w:r>
+        <w:rPr>
+          <w:rFonts w:hint="eastAsia"/>
+        </w:rPr>
+        <w:t>│</w:t>
+      </w:r>
+      <w:r>
+        <w:t xml:space="preserve">   ├── login.html</w:t>
+      </w:r>
+    </w:p>
+    <w:p>
+      <w:r>
+        <w:rPr>
+          <w:rFonts w:hint="eastAsia"/>
+        </w:rPr>
+        <w:t>│</w:t>
+      </w:r>
+      <w:r>
+        <w:t xml:space="preserve">   ├── home.html</w:t>
+      </w:r>
+    </w:p>
+    <w:p>
+      <w:r>
+        <w:rPr>
+          <w:rFonts w:hint="eastAsia"/>
+        </w:rPr>
+        <w:t>│</w:t>
+      </w:r>
+      <w:r>
+        <w:t xml:space="preserve">   ├── medications.html</w:t>
+      </w:r>
+    </w:p>
+    <w:p>
+      <w:r>
+        <w:rPr>
+          <w:rFonts w:hint="eastAsia"/>
+        </w:rPr>
+        <w:t>│</w:t>
+      </w:r>
+      <w:r>
+        <w:t xml:space="preserve">   ├── logs.html</w:t>
+      </w:r>
+    </w:p>
+    <w:p>
+      <w:r>
+        <w:rPr>
+          <w:rFonts w:hint="eastAsia"/>
+        </w:rPr>
+        <w:t>│</w:t>
+      </w:r>
+      <w:r>
+        <w:t xml:space="preserve">   ├── family.html</w:t>
+      </w:r>
+    </w:p>
+    <w:p>
+      <w:r>
+        <w:rPr>
+          <w:rFonts w:hint="eastAsia"/>
+        </w:rPr>
+        <w:t>│</w:t>
+      </w:r>
+      <w:r>
+        <w:t xml:space="preserve">   ├── mypage.html</w:t>
+      </w:r>
+    </w:p>
+    <w:p>
+      <w:r>
+        <w:rPr>
+          <w:rFonts w:hint="eastAsia"/>
+        </w:rPr>
+        <w:t>│</w:t>
+      </w:r>
+      <w:r>
+        <w:t xml:space="preserve">   ├── sw.js</w:t>
+      </w:r>
+    </w:p>
+    <w:p>
+      <w:r>
+        <w:rPr>
+          <w:rFonts w:hint="eastAsia"/>
+        </w:rPr>
+        <w:t>│</w:t>
+      </w:r>
+      <w:r>
+        <w:t xml:space="preserve">   ├── css/</w:t>
+      </w:r>
+    </w:p>
+    <w:p>
+      <w:r>
+        <w:rPr>
+          <w:rFonts w:hint="eastAsia"/>
+        </w:rPr>
+        <w:t>│</w:t>
+      </w:r>
+      <w:r>
+        <w:t xml:space="preserve">   │   └── ...</w:t>
+      </w:r>
+    </w:p>
+    <w:p>
+      <w:r>
+        <w:rPr>
+          <w:rFonts w:hint="eastAsia"/>
+        </w:rPr>
+        <w:t>│</w:t>
+      </w:r>
+      <w:r>
+        <w:t xml:space="preserve">   └── js/</w:t>
+      </w:r>
+    </w:p>
+    <w:p>
+      <w:r>
+        <w:rPr>
+          <w:rFonts w:hint="eastAsia"/>
+        </w:rPr>
+        <w:t>│</w:t>
+      </w:r>
+      <w:r>
+        <w:t xml:space="preserve">       ├── config.js</w:t>
+      </w:r>
+    </w:p>
+    <w:p>
+      <w:r>
+        <w:rPr>
+          <w:rFonts w:hint="eastAsia"/>
+        </w:rPr>
+        <w:lastRenderedPageBreak/>
+        <w:t>│</w:t>
+      </w:r>
+      <w:r>
+        <w:t xml:space="preserve">       ├── api.js</w:t>
+      </w:r>
+    </w:p>
+    <w:p>
+      <w:r>
+        <w:rPr>
+          <w:rFonts w:hint="eastAsia"/>
+        </w:rPr>
+        <w:t>│</w:t>
+      </w:r>
+      <w:r>
+        <w:t xml:space="preserve">       ├── ui.js</w:t>
+      </w:r>
+    </w:p>
+    <w:p>
+      <w:r>
+        <w:rPr>
+          <w:rFonts w:hint="eastAsia"/>
+        </w:rPr>
+        <w:t>│</w:t>
+      </w:r>
+      <w:r>
+        <w:t xml:space="preserve">       └── pages/</w:t>
+      </w:r>
+    </w:p>
+    <w:p>
+      <w:r>
+        <w:rPr>
+          <w:rFonts w:hint="eastAsia"/>
+        </w:rPr>
+        <w:t>│</w:t>
+      </w:r>
+      <w:r>
+        <w:t xml:space="preserve">           └── ...</w:t>
+      </w:r>
+    </w:p>
+    <w:p>
+      <w:r>
+        <w:rPr>
+          <w:rFonts w:hint="eastAsia"/>
+        </w:rPr>
+        <w:t>├──</w:t>
+      </w:r>
+      <w:r>
+        <w:t xml:space="preserve"> src/                     # バックエンド（Express）</w:t>
+      </w:r>
+    </w:p>
+    <w:p>
+      <w:r>
+        <w:rPr>
+          <w:rFonts w:hint="eastAsia"/>
+        </w:rPr>
+        <w:t>│</w:t>
+      </w:r>
+      <w:r>
+        <w:t xml:space="preserve">   ├── supabase/</w:t>
+      </w:r>
+    </w:p>
+    <w:p>
+      <w:r>
+        <w:rPr>
+          <w:rFonts w:hint="eastAsia"/>
+        </w:rPr>
+        <w:t>│</w:t>
+      </w:r>
+      <w:r>
+        <w:t xml:space="preserve">   │   ├── supabase.js</w:t>
+      </w:r>
+    </w:p>
+    <w:p>
+      <w:r>
+        <w:rPr>
+          <w:rFonts w:hint="eastAsia"/>
+        </w:rPr>
+        <w:t>│</w:t>
+      </w:r>
+      <w:r>
+        <w:t xml:space="preserve">   │   └── migrations/</w:t>
+      </w:r>
+    </w:p>
+    <w:p>
+      <w:r>
+        <w:rPr>
+          <w:rFonts w:hint="eastAsia"/>
+        </w:rPr>
+        <w:t>│</w:t>
+      </w:r>
+      <w:r>
+        <w:t xml:space="preserve">   │       ├── 0001_最初のデータベース構築.sql</w:t>
+      </w:r>
+    </w:p>
+    <w:p>
+      <w:r>
+        <w:rPr>
+          <w:rFonts w:hint="eastAsia"/>
+        </w:rPr>
+        <w:t>│</w:t>
+      </w:r>
+      <w:r>
+        <w:t xml:space="preserve">   │       └── 0002_invite_code_rls.sql</w:t>
+      </w:r>
+    </w:p>
+    <w:p>
+      <w:r>
+        <w:rPr>
+          <w:rFonts w:hint="eastAsia"/>
+        </w:rPr>
+        <w:t>│</w:t>
+      </w:r>
+      <w:r>
+        <w:t xml:space="preserve">   ├── middleware/</w:t>
+      </w:r>
+    </w:p>
+    <w:p>
+      <w:r>
+        <w:rPr>
+          <w:rFonts w:hint="eastAsia"/>
+        </w:rPr>
+        <w:t>│</w:t>
+      </w:r>
+      <w:r>
+        <w:t xml:space="preserve">   │   └── auth.js</w:t>
+      </w:r>
+    </w:p>
+    <w:p>
+      <w:r>
+        <w:rPr>
+          <w:rFonts w:hint="eastAsia"/>
+        </w:rPr>
+        <w:t>│</w:t>
+      </w:r>
+      <w:r>
+        <w:t xml:space="preserve">   ├── routes/</w:t>
+      </w:r>
+    </w:p>
+    <w:p>
+      <w:r>
+        <w:rPr>
+          <w:rFonts w:hint="eastAsia"/>
+        </w:rPr>
+        <w:t>│</w:t>
+      </w:r>
+      <w:r>
+        <w:t xml:space="preserve">   │   ├── auth.js</w:t>
+      </w:r>
+    </w:p>
+    <w:p>
+      <w:r>
+        <w:rPr>
+          <w:rFonts w:hint="eastAsia"/>
+        </w:rPr>
+        <w:t>│</w:t>
+      </w:r>
+      <w:r>
+        <w:t xml:space="preserve">   │   ├── careGroups.js</w:t>
+      </w:r>
+    </w:p>
+    <w:p>
+      <w:r>
+        <w:rPr>
+          <w:rFonts w:hint="eastAsia"/>
+        </w:rPr>
+        <w:lastRenderedPageBreak/>
+        <w:t>│</w:t>
+      </w:r>
+      <w:r>
+        <w:t xml:space="preserve">   │   ├── medications.js</w:t>
+      </w:r>
+    </w:p>
+    <w:p>
+      <w:r>
+        <w:rPr>
+          <w:rFonts w:hint="eastAsia"/>
+        </w:rPr>
+        <w:t>│</w:t>
+      </w:r>
+      <w:r>
+        <w:t xml:space="preserve">   │   ├── schedules.js</w:t>
+      </w:r>
+    </w:p>
+    <w:p>
+      <w:r>
+        <w:rPr>
+          <w:rFonts w:hint="eastAsia"/>
+        </w:rPr>
+        <w:t>│</w:t>
+      </w:r>
+      <w:r>
+        <w:t xml:space="preserve">   │   ├── logs.js</w:t>
+      </w:r>
+    </w:p>
+    <w:p>
+      <w:r>
+        <w:rPr>
+          <w:rFonts w:hint="eastAsia"/>
+        </w:rPr>
+        <w:t>│</w:t>
+      </w:r>
+      <w:r>
+        <w:t xml:space="preserve">   │   └── push.js</w:t>
+      </w:r>
+    </w:p>
+    <w:p>
+      <w:r>
+        <w:rPr>
+          <w:rFonts w:hint="eastAsia"/>
+        </w:rPr>
+        <w:t>│</w:t>
+      </w:r>
+      <w:r>
+        <w:t xml:space="preserve">   ├── services/</w:t>
+      </w:r>
+    </w:p>
+    <w:p>
+      <w:r>
+        <w:rPr>
+          <w:rFonts w:hint="eastAsia"/>
+        </w:rPr>
+        <w:t>│</w:t>
+      </w:r>
+      <w:r>
+        <w:t xml:space="preserve">   │   ├── jahisParser.js</w:t>
+      </w:r>
+    </w:p>
+    <w:p>
+      <w:r>
+        <w:rPr>
+          <w:rFonts w:hint="eastAsia"/>
+        </w:rPr>
+        <w:t>│</w:t>
+      </w:r>
+      <w:r>
+        <w:t xml:space="preserve">   │   ├── notificationService.js</w:t>
+      </w:r>
+    </w:p>
+    <w:p>
+      <w:r>
+        <w:rPr>
+          <w:rFonts w:hint="eastAsia"/>
+        </w:rPr>
+        <w:t>│</w:t>
+      </w:r>
+      <w:r>
+        <w:t xml:space="preserve">   │   └── reminderCron.js</w:t>
+      </w:r>
+    </w:p>
+    <w:p>
+      <w:r>
+        <w:rPr>
+          <w:rFonts w:hint="eastAsia"/>
+        </w:rPr>
+        <w:t>│</w:t>
+      </w:r>
+      <w:r>
+        <w:t xml:space="preserve">   └── lib/</w:t>
+      </w:r>
+    </w:p>
+    <w:p>
+      <w:r>
+        <w:rPr>
+          <w:rFonts w:hint="eastAsia"/>
+        </w:rPr>
+        <w:t>│</w:t>
+      </w:r>
+      <w:r>
+        <w:t xml:space="preserve">       └── utils.js</w:t>
+      </w:r>
+    </w:p>
+    <w:p>
+      <w:r>
+        <w:rPr>
+          <w:rFonts w:hint="eastAsia"/>
+        </w:rPr>
+        <w:t>├──</w:t>
+      </w:r>
+      <w:r>
+        <w:t xml:space="preserve"> server.js                # エントリポイント（画像通りルート直下）</w:t>
+      </w:r>
+    </w:p>
+    <w:p>
+      <w:r>
+        <w:rPr>
+          <w:rFonts w:hint="eastAsia"/>
+        </w:rPr>
+        <w:t>├──</w:t>
+      </w:r>
+      <w:r>
+        <w:t xml:space="preserve"> .env</w:t>
+      </w:r>
+    </w:p>
+    <w:p>
+      <w:r>
+        <w:rPr>
+          <w:rFonts w:hint="eastAsia"/>
+        </w:rPr>
+        <w:t>├──</w:t>
+      </w:r>
+      <w:r>
+        <w:t xml:space="preserve"> .gitignore</w:t>
+      </w:r>
+    </w:p>
+    <w:p>
+      <w:r>
+        <w:rPr>
+          <w:rFonts w:hint="eastAsia"/>
+        </w:rPr>
+        <w:t>├──</w:t>
+      </w:r>
+      <w:r>
+        <w:t xml:space="preserve"> package.json</w:t>
+      </w:r>
+    </w:p>
+    <w:p>
+      <w:r>
+        <w:rPr>
+          <w:rFonts w:hint="eastAsia"/>
+        </w:rPr>
+        <w:t>└──</w:t>
+      </w:r>
+      <w:r>
+        <w:t xml:space="preserve"> package-lock.json</w:t>
       </w:r>
     </w:p>
     <w:sectPr>
